--- a/PROJECT_PLAN.docx
+++ b/PROJECT_PLAN.docx
@@ -469,7 +469,7 @@
           </w:tcPr>
           <w:p>
             <w:r>
-              <w:t>🔲</w:t>
+              <w:t>✅</w:t>
             </w:r>
           </w:p>
         </w:tc>
@@ -501,7 +501,7 @@
           </w:tcPr>
           <w:p>
             <w:r>
-              <w:t>🔲</w:t>
+              <w:t>✅</w:t>
             </w:r>
           </w:p>
         </w:tc>
@@ -533,7 +533,7 @@
           </w:tcPr>
           <w:p>
             <w:r>
-              <w:t>🔲</w:t>
+              <w:t>✅</w:t>
             </w:r>
           </w:p>
         </w:tc>
@@ -565,7 +565,7 @@
           </w:tcPr>
           <w:p>
             <w:r>
-              <w:t>🔲</w:t>
+              <w:t>✅</w:t>
             </w:r>
           </w:p>
         </w:tc>
@@ -1346,6 +1346,9 @@
     </w:p>
     <w:p>
       <w:r>
+        <w:t>2026-07-30: Epic B Data Collection complete. Perplexity &amp; Project 10 MCP collectors implemented with async support, orchestrator for parallel collection, 13 tests passing.</w:t>
+        <w:br/>
+        <w:br/>
         <w:t>2026-07-30: Epic A Foundation complete. Project scaffolding, dependencies, CLI, tests, and documentation skeletons ready.</w:t>
       </w:r>
     </w:p>

--- a/PROJECT_PLAN.docx
+++ b/PROJECT_PLAN.docx
@@ -650,7 +650,7 @@
           </w:tcPr>
           <w:p>
             <w:r>
-              <w:t>🔲</w:t>
+              <w:t>✅</w:t>
             </w:r>
           </w:p>
         </w:tc>
@@ -682,7 +682,7 @@
           </w:tcPr>
           <w:p>
             <w:r>
-              <w:t>🔲</w:t>
+              <w:t>✅</w:t>
             </w:r>
           </w:p>
         </w:tc>
@@ -714,7 +714,7 @@
           </w:tcPr>
           <w:p>
             <w:r>
-              <w:t>🔲</w:t>
+              <w:t>✅</w:t>
             </w:r>
           </w:p>
         </w:tc>
@@ -746,7 +746,7 @@
           </w:tcPr>
           <w:p>
             <w:r>
-              <w:t>🔲</w:t>
+              <w:t>✅</w:t>
             </w:r>
           </w:p>
         </w:tc>
@@ -1346,6 +1346,9 @@
     </w:p>
     <w:p>
       <w:r>
+        <w:t>2026-07-30: Epic C Data Processing complete. Deduplication, ranking/filtering, formatting, and JSON serialization implemented. 17 new tests, 32 total passing.</w:t>
+        <w:br/>
+        <w:br/>
         <w:t>2026-07-30: Epic B Data Collection complete. Perplexity &amp; Project 10 MCP collectors implemented with async support, orchestrator for parallel collection, 13 tests passing.</w:t>
         <w:br/>
         <w:br/>

--- a/PROJECT_PLAN.docx
+++ b/PROJECT_PLAN.docx
@@ -831,7 +831,7 @@
           </w:tcPr>
           <w:p>
             <w:r>
-              <w:t>🔲</w:t>
+              <w:t>✅</w:t>
             </w:r>
           </w:p>
         </w:tc>
@@ -863,7 +863,7 @@
           </w:tcPr>
           <w:p>
             <w:r>
-              <w:t>🔲</w:t>
+              <w:t>✅</w:t>
             </w:r>
           </w:p>
         </w:tc>
@@ -895,7 +895,7 @@
           </w:tcPr>
           <w:p>
             <w:r>
-              <w:t>🔲</w:t>
+              <w:t>✅</w:t>
             </w:r>
           </w:p>
         </w:tc>
@@ -927,7 +927,7 @@
           </w:tcPr>
           <w:p>
             <w:r>
-              <w:t>🔲</w:t>
+              <w:t>✅</w:t>
             </w:r>
           </w:p>
         </w:tc>
@@ -1346,6 +1346,9 @@
     </w:p>
     <w:p>
       <w:r>
+        <w:t>2026-07-30: Epic D Report Generation complete. Markdown and Word (.docx) report generators, multi-format orchestrator. 16 new tests, 48 total passing.</w:t>
+        <w:br/>
+        <w:br/>
         <w:t>2026-07-30: Epic C Data Processing complete. Deduplication, ranking/filtering, formatting, and JSON serialization implemented. 17 new tests, 32 total passing.</w:t>
         <w:br/>
         <w:br/>

--- a/PROJECT_PLAN.docx
+++ b/PROJECT_PLAN.docx
@@ -1012,7 +1012,7 @@
           </w:tcPr>
           <w:p>
             <w:r>
-              <w:t>🔲</w:t>
+              <w:t>✅</w:t>
             </w:r>
           </w:p>
         </w:tc>
@@ -1044,7 +1044,7 @@
           </w:tcPr>
           <w:p>
             <w:r>
-              <w:t>🔲</w:t>
+              <w:t>✅</w:t>
             </w:r>
           </w:p>
         </w:tc>
@@ -1076,7 +1076,7 @@
           </w:tcPr>
           <w:p>
             <w:r>
-              <w:t>🔲</w:t>
+              <w:t>✅</w:t>
             </w:r>
           </w:p>
         </w:tc>
@@ -1108,7 +1108,7 @@
           </w:tcPr>
           <w:p>
             <w:r>
-              <w:t>🔲</w:t>
+              <w:t>✅</w:t>
             </w:r>
           </w:p>
         </w:tc>
@@ -1346,6 +1346,9 @@
     </w:p>
     <w:p>
       <w:r>
+        <w:t>2026-07-30: Epic E CLI Integration complete. Full pipeline wired (collect → process → generate), CLI commands (run, validate), configuration management. 13 new tests, 61 total passing.</w:t>
+        <w:br/>
+        <w:br/>
         <w:t>2026-07-30: Epic D Report Generation complete. Markdown and Word (.docx) report generators, multi-format orchestrator. 16 new tests, 48 total passing.</w:t>
         <w:br/>
         <w:br/>

--- a/PROJECT_PLAN.docx
+++ b/PROJECT_PLAN.docx
@@ -1193,7 +1193,7 @@
           </w:tcPr>
           <w:p>
             <w:r>
-              <w:t>🔲</w:t>
+              <w:t>✅</w:t>
             </w:r>
           </w:p>
         </w:tc>
@@ -1225,7 +1225,7 @@
           </w:tcPr>
           <w:p>
             <w:r>
-              <w:t>🔲</w:t>
+              <w:t>✅</w:t>
             </w:r>
           </w:p>
         </w:tc>
@@ -1257,7 +1257,7 @@
           </w:tcPr>
           <w:p>
             <w:r>
-              <w:t>🔲</w:t>
+              <w:t>✅</w:t>
             </w:r>
           </w:p>
         </w:tc>
@@ -1289,7 +1289,7 @@
           </w:tcPr>
           <w:p>
             <w:r>
-              <w:t>🔲</w:t>
+              <w:t>✅</w:t>
             </w:r>
           </w:p>
         </w:tc>
@@ -1346,6 +1346,9 @@
     </w:p>
     <w:p>
       <w:r>
+        <w:t>2026-07-30: Epic F QA &amp; Hardening complete. End-to-end integration tests (12), edge case handling, special character support, performance tests with large datasets. USER_GUIDE.docx with comprehensive user documentation. 73 total tests passing. Pipeline ready for release.</w:t>
+        <w:br/>
+        <w:br/>
         <w:t>2026-07-30: Epic E CLI Integration complete. Full pipeline wired (collect → process → generate), CLI commands (run, validate), configuration management. 13 new tests, 61 total passing.</w:t>
         <w:br/>
         <w:br/>
